--- a/docs/design/WMD6C_Module_Datasheet.docx
+++ b/docs/design/WMD6C_Module_Datasheet.docx
@@ -3124,7 +3124,7 @@
           <w:sz w:val="20"/>
           <w:szCs w:val="20"/>
         </w:rPr>
-        <w:t xml:space="preserve">Key selection factors: crystal-less USB 2.0 Full Speed (HSI48 + SOF trimming — no external crystal or bridge chip required); built-in UCPD1 peripheral on PA8/PB15 for PD contract monitoring without external hardware; 12-bit DAC for clean analog motor drive; 12-bit ADC with three simultaneous channels for the speed-trim pots; and TIM2 32-bit input capture for the FG signal at 64 MHz resolution (~15.6 ns per tick). The UFQFPN32 5×5mm QFN package is within standard JLCPCB SMT capability.</w:t>
+        <w:t xml:space="preserve">Key selection factors: crystal-less USB 2.0 Full Speed (HSI48 + SOF trimming — no external crystal or bridge chip required); built-in UCPD1 peripheral on PA8/PA9 for PD contract monitoring without external hardware; TIM3 PWM for filtered motor drive; 12-bit ADC with three simultaneous channels for the speed-trim pots; and TIM2 32-bit input capture for the FG signal at 64 MHz resolution (~15.6 ns per tick). The UFQFPN32 5×5mm QFN package is within standard JLCPCB SMT capability.</w:t>
       </w:r>
     </w:p>
     <w:p>
@@ -4093,7 +4093,7 @@
                 <w:sz w:val="18"/>
                 <w:szCs w:val="18"/>
               </w:rPr>
-              <w:t xml:space="preserve">Built-in USB Type-C PD controller — CC1/CC2 on PA8/PB15</w:t>
+              <w:t xml:space="preserve">Built-in USB Type-C PD controller — CC1/CC2 on PA8/PA9</w:t>
             </w:r>
           </w:p>
         </w:tc>
@@ -4966,7 +4966,7 @@
                 <w:sz w:val="18"/>
                 <w:szCs w:val="18"/>
               </w:rPr>
-              <w:t xml:space="preserve">DAC_MOTOR</w:t>
+              <w:t xml:space="preserve">MOTOR_PWM</w:t>
             </w:r>
           </w:p>
         </w:tc>
@@ -5003,7 +5003,7 @@
                 <w:sz w:val="18"/>
                 <w:szCs w:val="18"/>
               </w:rPr>
-              <w:t xml:space="preserve">Motor drive analog output (Option A direct DAC)</w:t>
+              <w:t xml:space="preserve">Motor drive PWM output (PA6 TIM3 + RC + NPN)</w:t>
             </w:r>
           </w:p>
         </w:tc>
@@ -5494,7 +5494,7 @@
                 <w:sz w:val="18"/>
                 <w:szCs w:val="18"/>
               </w:rPr>
-              <w:t xml:space="preserve">PB15 / UCPD1_CC2</w:t>
+              <w:t xml:space="preserve">PA9 / UCPD1_CC2</w:t>
             </w:r>
           </w:p>
         </w:tc>
@@ -6745,7 +6745,7 @@
           <w:sz w:val="20"/>
           <w:szCs w:val="20"/>
         </w:rPr>
-        <w:t xml:space="preserve">The servo loop uses a fixed-point Q16 PI controller (bare-metal C; no float, no HAL, no RTOS, no malloc). PNP convention: a longer measured period means the motor is running too slowly, which requires more base drive (lower base voltage on Q601). The PI output clamps to the safe DAC/PWM range.</w:t>
+        <w:t xml:space="preserve">The servo loop uses a fixed-point Q16 PI controller (bare-metal C; no float, no HAL, no RTOS, no malloc). PNP convention: a longer measured period means the motor is running too slowly, which requires more base drive (lower base voltage on Q601). The PI output clamps to the safe PWM range.</w:t>
       </w:r>
     </w:p>
     <w:p>
@@ -6907,7 +6907,7 @@
           <w:sz w:val="21"/>
           <w:szCs w:val="21"/>
         </w:rPr>
-        <w:t xml:space="preserve">Option A — Direct DAC Drive</w:t>
+        <w:t xml:space="preserve">Rejected PA4 DAC Drive</w:t>
       </w:r>
     </w:p>
     <w:p>
@@ -6926,7 +6926,7 @@
           <w:sz w:val="20"/>
           <w:szCs w:val="20"/>
         </w:rPr>
-        <w:t xml:space="preserve">Used when Q601 base voltage ≤ 3.3V (confirm on bench). PA4 DAC output → series resistor → Q601 base. A pull-up to +3V3 holds Q601 off at boot before firmware starts.</w:t>
+        <w:t xml:space="preserve">Used when Q601 base voltage ≤ 3.3V (confirm on bench). PA4 PWM output → series resistor → Q601 base. A pull-up to +3V3 holds Q601 off at boot before firmware starts.</w:t>
       </w:r>
     </w:p>
     <w:p>
@@ -7254,7 +7254,7 @@
           <w:sz w:val="20"/>
           <w:szCs w:val="20"/>
         </w:rPr>
-        <w:t xml:space="preserve">The USB-C connector carries both the PD CC lines (PA8/PB15 → UCPD1) and the USB 2.0 data lines (PA12/PA11 through a USBLC6-2SC6Y ESD array). The STM32 UCPD1 monitors the PD contract; D+/D− carry the USB CDC live-tuning and DFU channels.</w:t>
+        <w:t xml:space="preserve">The USB-C connector carries both the PD CC lines (PA8/PA9 → UCPD1) and the USB 2.0 data lines (PA12/PA11 through a USBLC6-2SC6Y ESD array). The STM32 UCPD1 monitors the PD contract; D+/D− carry the USB CDC live-tuning and DFU channels.</w:t>
       </w:r>
     </w:p>
     <w:p>
@@ -12166,7 +12166,7 @@
           <w:sz w:val="20"/>
           <w:szCs w:val="20"/>
         </w:rPr>
-        <w:t xml:space="preserve">Q601 (2SB733): PNP motor driver — test in diode mode before install; replace 2SA1015/BC327-40/MMBT3906 if failed</w:t>
+        <w:t xml:space="preserve">Q601 (package/marking pending): motor-control device — bench-verify package, polarity, and base range before install</w:t>
       </w:r>
     </w:p>
     <w:p>
@@ -13254,7 +13254,7 @@
           <w:sz w:val="20"/>
           <w:szCs w:val="20"/>
         </w:rPr>
-        <w:t xml:space="preserve">Place the DAC output RC filter (if present) close to Q601 connection point</w:t>
+        <w:t xml:space="preserve">Place the PWM output RC filter (if present) close to Q601 connection point</w:t>
       </w:r>
     </w:p>
     <w:p>
@@ -13689,7 +13689,7 @@
           <w:sz w:val="20"/>
           <w:szCs w:val="20"/>
         </w:rPr>
-        <w:t xml:space="preserve">Test Q601 (2SB733) in diode mode: B-E and B-C junctions should read ~0.6–0.7V. Zero or open = replace.</w:t>
+        <w:t xml:space="preserve">Test Q601 (package pending) in diode mode: B-E and B-C junctions should read ~0.6–0.7V. Zero or open = replace.</w:t>
       </w:r>
     </w:p>
     <w:p>
